--- a/Reports/Ausbildungsnachweis 21.09.26 - 25.09.26.docx
+++ b/Reports/Ausbildungsnachweis 21.09.26 - 25.09.26.docx
@@ -929,6 +929,36 @@
               <w:pBdr/>
               <w:spacing w:line="260" w:lineRule="exact"/>
               <w:ind w:firstLine="0" w:left="0"/>
+              <w:rPr/>
+            </w:pPr>
+            <w:r>
+              <w:rPr>
+                <w:highlight w:val="none"/>
+              </w:rPr>
+              <w:t xml:space="preserve">Theorieunterricht DB SQL: Einführung in Datenbanken und SQL</w:t>
+            </w:r>
+            <w:r/>
+          </w:p>
+          <w:p>
+            <w:pPr>
+              <w:pBdr/>
+              <w:spacing w:line="260" w:lineRule="exact"/>
+              <w:ind w:firstLine="0" w:left="0"/>
+              <w:rPr/>
+            </w:pPr>
+            <w:r>
+              <w:rPr>
+                <w:highlight w:val="none"/>
+              </w:rPr>
+              <w:t xml:space="preserve">Theorieunterricht PQM: Arten von Projekten, Proxxmox/KVM, Multi Container-Setup, Wordpress Plugin</w:t>
+            </w:r>
+            <w:r/>
+          </w:p>
+          <w:p>
+            <w:pPr>
+              <w:pBdr/>
+              <w:spacing w:line="260" w:lineRule="exact"/>
+              <w:ind w:firstLine="0" w:left="0"/>
               <w:rPr>
                 <w:highlight w:val="none"/>
               </w:rPr>
@@ -937,7 +967,13 @@
               <w:rPr>
                 <w:highlight w:val="none"/>
               </w:rPr>
-              <w:t xml:space="preserve">SQL Einführung &amp; Project-Management</w:t>
+              <w:t xml:space="preserve">Praxisunterricht: My sql SELECT, DISTINCT, FROM</w:t>
+            </w:r>
+            <w:r/>
+            <w:r>
+              <w:rPr>
+                <w:highlight w:val="none"/>
+              </w:rPr>
             </w:r>
             <w:r>
               <w:rPr>
@@ -1059,8 +1095,58 @@
               <w:rPr/>
             </w:pPr>
             <w:r>
-              <w:t xml:space="preserve">DHCP, Netzwerkkomponenten</w:t>
+              <w:t xml:space="preserve">Theorieunterricht DB SQL: Die Normalformen im ÜberblickDie 3-Schichten-Architektur</w:t>
             </w:r>
+            <w:r/>
+          </w:p>
+          <w:p>
+            <w:pPr>
+              <w:pBdr/>
+              <w:spacing/>
+              <w:ind/>
+              <w:rPr/>
+            </w:pPr>
+            <w:r>
+              <w:t xml:space="preserve">Wie eine Datenbank intern aufgebaut ist</w:t>
+            </w:r>
+            <w:r/>
+          </w:p>
+          <w:p>
+            <w:pPr>
+              <w:pBdr/>
+              <w:spacing/>
+              <w:ind/>
+              <w:rPr/>
+            </w:pPr>
+            <w:r>
+              <w:t xml:space="preserve">Theorieunterricht ITT: Debian installieren auf Hyper V und einrichten</w:t>
+            </w:r>
+            <w:r/>
+          </w:p>
+          <w:p>
+            <w:pPr>
+              <w:pBdr/>
+              <w:spacing/>
+              <w:ind/>
+              <w:rPr/>
+            </w:pPr>
+            <w:r>
+              <w:t xml:space="preserve">Theorieunterricht WISO:Key Performance Indicators (KPIs) verstehen und berechnen</w:t>
+            </w:r>
+            <w:r/>
+          </w:p>
+          <w:p>
+            <w:pPr>
+              <w:pBdr/>
+              <w:spacing/>
+              <w:ind/>
+              <w:rPr/>
+            </w:pPr>
+            <w:r>
+              <w:t xml:space="preserve"> </w:t>
+            </w:r>
+            <w:r/>
+            <w:r/>
             <w:r/>
           </w:p>
         </w:tc>
@@ -1176,6 +1262,46 @@
               <w:ind/>
               <w:rPr/>
             </w:pPr>
+            <w:r>
+              <w:t xml:space="preserve">Theorieunterricht DB SQL: Die Normalformen im Überblick, Der Primärschlüssel (Primary Key)</w:t>
+            </w:r>
+            <w:r/>
+          </w:p>
+          <w:p>
+            <w:pPr>
+              <w:pBdr/>
+              <w:spacing/>
+              <w:ind/>
+              <w:rPr/>
+            </w:pPr>
+            <w:r>
+              <w:t xml:space="preserve">Theorieunterricht WISO: Prozessmanagement &amp; Prozessanalyse Definition nach (DIN EN ISO 9001)</w:t>
+            </w:r>
+            <w:r/>
+          </w:p>
+          <w:p>
+            <w:pPr>
+              <w:pBdr/>
+              <w:spacing/>
+              <w:ind/>
+              <w:rPr/>
+            </w:pPr>
+            <w:r>
+              <w:t xml:space="preserve">Praxisunterricht: Supportprozesse IT-Infrastruktur-Betrieb,Datensicherung &amp; Recovery,Lizenzmanagement</w:t>
+            </w:r>
+            <w:r/>
+          </w:p>
+          <w:p>
+            <w:pPr>
+              <w:pBdr/>
+              <w:spacing/>
+              <w:ind/>
+              <w:rPr/>
+            </w:pPr>
+            <w:r>
+              <w:t xml:space="preserve">Mitarbeiter-Onboarding</w:t>
+            </w:r>
+            <w:r/>
             <w:r/>
             <w:r/>
           </w:p>
@@ -1336,11 +1462,70 @@
               <w:pBdr/>
               <w:spacing w:line="260" w:lineRule="exact"/>
               <w:ind w:firstLine="0" w:left="0"/>
+              <w:rPr/>
+            </w:pPr>
+            <w:r>
+              <w:rPr>
+                <w:sz w:val="22"/>
+                <w:szCs w:val="22"/>
+              </w:rPr>
+              <w:t xml:space="preserve">Theorieunterricht DB SQL: Die Normalformen im Überblick, Der Primärschlüssel (Primary Key)</w:t>
+            </w:r>
+            <w:r/>
+          </w:p>
+          <w:p>
+            <w:pPr>
+              <w:pStyle w:val="944"/>
+              <w:pBdr/>
+              <w:spacing w:line="260" w:lineRule="exact"/>
+              <w:ind w:firstLine="0" w:left="0"/>
+              <w:rPr/>
+            </w:pPr>
+            <w:r>
+              <w:rPr>
+                <w:sz w:val="22"/>
+                <w:szCs w:val="22"/>
+              </w:rPr>
+              <w:t xml:space="preserve">Theorieunterricht WISO: Prozessmanagement &amp; Prozessanalyse Definition nach (DIN EN ISO 9001)</w:t>
+            </w:r>
+            <w:r/>
+          </w:p>
+          <w:p>
+            <w:pPr>
+              <w:pStyle w:val="944"/>
+              <w:pBdr/>
+              <w:spacing w:line="260" w:lineRule="exact"/>
+              <w:ind w:firstLine="0" w:left="0"/>
+              <w:rPr/>
+            </w:pPr>
+            <w:r>
+              <w:rPr>
+                <w:sz w:val="22"/>
+                <w:szCs w:val="22"/>
+              </w:rPr>
+              <w:t xml:space="preserve">Praxisunterricht: Supportprozesse IT-Infrastruktur-Betrieb,Datensicherung &amp; Recovery,Lizenzmanagement</w:t>
+            </w:r>
+            <w:r/>
+          </w:p>
+          <w:p>
+            <w:pPr>
+              <w:pStyle w:val="944"/>
+              <w:pBdr/>
+              <w:spacing w:line="260" w:lineRule="exact"/>
+              <w:ind w:firstLine="0" w:left="0"/>
               <w:rPr>
                 <w:sz w:val="22"/>
                 <w:szCs w:val="22"/>
               </w:rPr>
             </w:pPr>
+            <w:r>
+              <w:rPr>
+                <w:sz w:val="22"/>
+                <w:szCs w:val="22"/>
+              </w:rPr>
+              <w:t xml:space="preserve">Mitarbeiter-Onboarding</w:t>
+            </w:r>
+            <w:r/>
             <w:r>
               <w:rPr>
                 <w:sz w:val="22"/>
@@ -1473,6 +1658,34 @@
               <w:ind/>
               <w:rPr/>
             </w:pPr>
+            <w:r>
+              <w:t xml:space="preserve">Theorieunterricht ITT: Erklärung Spanning tree Protokol, Routing und ARP (Address Resolution Protocol)</w:t>
+            </w:r>
+            <w:r/>
+          </w:p>
+          <w:p>
+            <w:pPr>
+              <w:pBdr/>
+              <w:spacing/>
+              <w:ind/>
+              <w:rPr/>
+            </w:pPr>
+            <w:r>
+              <w:t xml:space="preserve">Theorieunterricht DS:  Zusammenfassung AV Auftragsverarbeitung (Art. 28 DSGVO) Haftung, Verantwortung. Löschkonzept</w:t>
+            </w:r>
+            <w:r/>
+          </w:p>
+          <w:p>
+            <w:pPr>
+              <w:pBdr/>
+              <w:spacing/>
+              <w:ind/>
+              <w:rPr/>
+            </w:pPr>
+            <w:r>
+              <w:t xml:space="preserve">Konsultation, Verfügungsst.</w:t>
+            </w:r>
+            <w:r/>
             <w:r/>
             <w:r/>
           </w:p>
